--- a/docs/Документация.docx
+++ b/docs/Документация.docx
@@ -12674,6 +12674,14 @@
     </w:p>
     <w:p>
       <w:pPr>
+        <w:ind w:firstLine="708"/>
+      </w:pPr>
+      <w:r>
+        <w:t xml:space="preserve">Во всей области (100 000 случайных точек, autograd) доли нарушений выше: (∂P/∂ρ)T ≤ 0 — 10,8%, (∂e/∂T)ρ &lt; 0 — 27,7%, а скорость звука не существует (cs² ≤ 0) в 7,0% точек (раздел 12.4, рисунок 12а).</w:t>
+      </w:r>
+    </w:p>
+    <w:p>
+      <w:pPr>
         <w:ind w:firstLine="360"/>
       </w:pPr>
       <w:r>
@@ -17821,6 +17829,67 @@
       </w:pPr>
       <w:r>
         <w:t xml:space="preserve">Ограничение на скорость звука выполняется во всей области: доля нарушений 0 &lt; cs &lt; c у PINN — 0%, у Baseline на тех же 100 000 случайных точках — 4,39% (из-за плато ∂e/∂T = 0 и разрывов производных на границах ячеек).</w:t>
+      </w:r>
+    </w:p>
+    <w:p>
+      <w:pPr>
+        <w:jc w:val="center"/>
+      </w:pPr>
+      <w:r>
+        <w:rPr>
+          <w:noProof/>
+        </w:rPr>
+        <w:drawing>
+          <wp:inline distT="0" distB="0" distL="0" distR="0">
+            <wp:extent cx="5760720" cy="2012743"/>
+            <wp:effectExtent l="0" t="0" r="0" b="0"/>
+            <wp:docPr id="121" name="Picture 121"/>
+            <wp:cNvGraphicFramePr>
+              <a:graphicFrameLocks xmlns:a="http://schemas.openxmlformats.org/drawingml/2006/main" noChangeAspect="1"/>
+            </wp:cNvGraphicFramePr>
+            <a:graphic xmlns:a="http://schemas.openxmlformats.org/drawingml/2006/main">
+              <a:graphicData uri="http://schemas.openxmlformats.org/drawingml/2006/picture">
+                <pic:pic xmlns:pic="http://schemas.openxmlformats.org/drawingml/2006/picture">
+                  <pic:nvPicPr>
+                    <pic:cNvPr id="0" name="image_add21.png"/>
+                    <pic:cNvPicPr/>
+                  </pic:nvPicPr>
+                  <pic:blipFill>
+                    <a:blip r:embed="rIdAdd21"/>
+                    <a:stretch>
+                      <a:fillRect/>
+                    </a:stretch>
+                  </pic:blipFill>
+                  <pic:spPr>
+                    <a:xfrm>
+                      <a:off x="0" y="0"/>
+                      <a:ext cx="5760720" cy="2012743"/>
+                    </a:xfrm>
+                    <a:prstGeom prst="rect">
+                      <a:avLst/>
+                    </a:prstGeom>
+                  </pic:spPr>
+                </pic:pic>
+              </a:graphicData>
+            </a:graphic>
+          </wp:inline>
+        </w:drawing>
+      </w:r>
+    </w:p>
+    <w:p>
+      <w:pPr>
+        <w:jc w:val="center"/>
+      </w:pPr>
+      <w:r>
+        <w:t xml:space="preserve">Рисунок 12а — Скорость звука Vanilla: белые области — c_s² ≤ 0, скорость звука не существует</w:t>
+      </w:r>
+    </w:p>
+    <w:p>
+      <w:pPr>
+        <w:ind w:firstLine="708"/>
+      </w:pPr>
+      <w:r>
+        <w:t xml:space="preserve">Для сравнения та же карта построена для Vanilla (веса загружены в ту же архитектуру, производные — через autograd). В тех же 100 000 случайных точках у Vanilla условие 0 &lt; cs &lt; c нарушено в 7,0% области, (∂P/∂ρ)T ≤ 0 — в 10,8%, (∂e/∂T)ρ &lt; 0 — в 27,7% точек; на тестовых узлах таблицы нарушений меньше (4,8% и 10,7%), то есть между узлами обучающей сетки обычная сеть ведёт себя хуже. Наибольшая белая область — холодное «плато» (T ≲ 10³ К), где ∂e/∂T ≈ 0 и сеть без физических штрафов легко делает её отрицательной; там же кривые cs(ρ) уходят в бесконечность и обрываются. У PINN во всей области нарушений нет.</w:t>
       </w:r>
     </w:p>
     <w:p>
